--- a/3_SISTEMA/ECU_C7_Listar_Repuestos.docx
+++ b/3_SISTEMA/ECU_C7_Listar_Repuestos.docx
@@ -934,20 +934,6 @@
         <w:rPr>
           <w:rFonts w:ascii="Arial" w:hAnsi="Arial" w:cs="Arial"/>
         </w:rPr>
-        <w:t xml:space="preserve">, </w:t>
-      </w:r>
-      <w:proofErr w:type="spellStart"/>
-      <w:r>
-        <w:rPr>
-          <w:rFonts w:ascii="Arial" w:hAnsi="Arial" w:cs="Arial"/>
-        </w:rPr>
-        <w:t>modificar</w:t>
-      </w:r>
-      <w:proofErr w:type="spellEnd"/>
-      <w:r>
-        <w:rPr>
-          <w:rFonts w:ascii="Arial" w:hAnsi="Arial" w:cs="Arial"/>
-        </w:rPr>
         <w:t xml:space="preserve"> y </w:t>
       </w:r>
       <w:proofErr w:type="spellStart"/>
@@ -1212,6 +1198,14 @@
         </w:rPr>
         <w:t xml:space="preserve"> </w:t>
       </w:r>
+      <w:r>
+        <w:rPr>
+          <w:rFonts w:ascii="Arial" w:hAnsi="Arial" w:cs="Arial"/>
+          <w:sz w:val="24"/>
+          <w:szCs w:val="24"/>
+        </w:rPr>
+        <w:t xml:space="preserve">se </w:t>
+      </w:r>
       <w:proofErr w:type="spellStart"/>
       <w:r>
         <w:rPr>
@@ -1219,7 +1213,7 @@
           <w:sz w:val="24"/>
           <w:szCs w:val="24"/>
         </w:rPr>
-        <w:t>abre</w:t>
+        <w:t>encuentra</w:t>
       </w:r>
       <w:proofErr w:type="spellEnd"/>
       <w:r>
@@ -1228,6 +1222,24 @@
           <w:sz w:val="24"/>
           <w:szCs w:val="24"/>
         </w:rPr>
+        <w:t xml:space="preserve"> </w:t>
+      </w:r>
+      <w:proofErr w:type="spellStart"/>
+      <w:r>
+        <w:rPr>
+          <w:rFonts w:ascii="Arial" w:hAnsi="Arial" w:cs="Arial"/>
+          <w:sz w:val="24"/>
+          <w:szCs w:val="24"/>
+        </w:rPr>
+        <w:t>en</w:t>
+      </w:r>
+      <w:proofErr w:type="spellEnd"/>
+      <w:r>
+        <w:rPr>
+          <w:rFonts w:ascii="Arial" w:hAnsi="Arial" w:cs="Arial"/>
+          <w:sz w:val="24"/>
+          <w:szCs w:val="24"/>
+        </w:rPr>
         <w:t xml:space="preserve"> la </w:t>
       </w:r>
       <w:proofErr w:type="spellStart"/>
@@ -1237,7 +1249,23 @@
           <w:sz w:val="24"/>
           <w:szCs w:val="24"/>
         </w:rPr>
-        <w:t>interaz</w:t>
+        <w:t>inter</w:t>
+      </w:r>
+      <w:r>
+        <w:rPr>
+          <w:rFonts w:ascii="Arial" w:hAnsi="Arial" w:cs="Arial"/>
+          <w:sz w:val="24"/>
+          <w:szCs w:val="24"/>
+        </w:rPr>
+        <w:t>f</w:t>
+      </w:r>
+      <w:r>
+        <w:rPr>
+          <w:rFonts w:ascii="Arial" w:hAnsi="Arial" w:cs="Arial"/>
+          <w:sz w:val="24"/>
+          <w:szCs w:val="24"/>
+        </w:rPr>
+        <w:t>az</w:t>
       </w:r>
       <w:proofErr w:type="spellEnd"/>
       <w:r>
@@ -1248,34 +1276,14 @@
         </w:rPr>
         <w:t xml:space="preserve"> </w:t>
       </w:r>
-      <w:proofErr w:type="spellStart"/>
-      <w:r>
-        <w:rPr>
-          <w:rFonts w:ascii="Arial" w:hAnsi="Arial" w:cs="Arial"/>
-          <w:sz w:val="24"/>
-          <w:szCs w:val="24"/>
-        </w:rPr>
-        <w:t>listar</w:t>
-      </w:r>
-      <w:proofErr w:type="spellEnd"/>
-      <w:r>
-        <w:rPr>
-          <w:rFonts w:ascii="Arial" w:hAnsi="Arial" w:cs="Arial"/>
-          <w:sz w:val="24"/>
-          <w:szCs w:val="24"/>
-        </w:rPr>
-        <w:t xml:space="preserve"> </w:t>
-      </w:r>
-      <w:proofErr w:type="spellStart"/>
-      <w:r>
-        <w:rPr>
-          <w:rFonts w:ascii="Arial" w:hAnsi="Arial" w:cs="Arial"/>
-          <w:sz w:val="24"/>
-          <w:szCs w:val="24"/>
-        </w:rPr>
-        <w:t>repuestos</w:t>
-      </w:r>
-      <w:proofErr w:type="spellEnd"/>
+      <w:r>
+        <w:rPr>
+          <w:rFonts w:ascii="Arial" w:hAnsi="Arial" w:cs="Arial"/>
+          <w:sz w:val="24"/>
+          <w:szCs w:val="24"/>
+        </w:rPr>
+        <w:t>Menu Principal.</w:t>
+      </w:r>
     </w:p>
     <w:p>
       <w:pPr>
@@ -1299,14 +1307,34 @@
         </w:rPr>
         <w:t xml:space="preserve">El </w:t>
       </w:r>
-      <w:r>
-        <w:rPr>
-          <w:rFonts w:ascii="Arial" w:hAnsi="Arial" w:cs="Arial"/>
-          <w:sz w:val="24"/>
-          <w:szCs w:val="24"/>
-        </w:rPr>
-        <w:t>Sistema</w:t>
-      </w:r>
+      <w:proofErr w:type="spellStart"/>
+      <w:r>
+        <w:rPr>
+          <w:rFonts w:ascii="Arial" w:hAnsi="Arial" w:cs="Arial"/>
+          <w:sz w:val="24"/>
+          <w:szCs w:val="24"/>
+        </w:rPr>
+        <w:t>Encargado</w:t>
+      </w:r>
+      <w:proofErr w:type="spellEnd"/>
+      <w:r>
+        <w:rPr>
+          <w:rFonts w:ascii="Arial" w:hAnsi="Arial" w:cs="Arial"/>
+          <w:sz w:val="24"/>
+          <w:szCs w:val="24"/>
+        </w:rPr>
+        <w:t xml:space="preserve"> de </w:t>
+      </w:r>
+      <w:proofErr w:type="spellStart"/>
+      <w:r>
+        <w:rPr>
+          <w:rFonts w:ascii="Arial" w:hAnsi="Arial" w:cs="Arial"/>
+          <w:sz w:val="24"/>
+          <w:szCs w:val="24"/>
+        </w:rPr>
+        <w:t>logistica</w:t>
+      </w:r>
+      <w:proofErr w:type="spellEnd"/>
       <w:r>
         <w:rPr>
           <w:rFonts w:ascii="Arial" w:hAnsi="Arial" w:cs="Arial"/>
@@ -1322,7 +1350,7 @@
           <w:sz w:val="24"/>
           <w:szCs w:val="24"/>
         </w:rPr>
-        <w:t>lista</w:t>
+        <w:t>selecciona</w:t>
       </w:r>
       <w:proofErr w:type="spellEnd"/>
       <w:r>
@@ -1340,7 +1368,7 @@
           <w:sz w:val="24"/>
           <w:szCs w:val="24"/>
         </w:rPr>
-        <w:t>todos</w:t>
+        <w:t>Listar</w:t>
       </w:r>
       <w:proofErr w:type="spellEnd"/>
       <w:r>
@@ -1358,7 +1386,7 @@
           <w:sz w:val="24"/>
           <w:szCs w:val="24"/>
         </w:rPr>
-        <w:t>los</w:t>
+        <w:t>Repuestos</w:t>
       </w:r>
       <w:proofErr w:type="spellEnd"/>
       <w:r>
@@ -1367,43 +1395,7 @@
           <w:sz w:val="24"/>
           <w:szCs w:val="24"/>
         </w:rPr>
-        <w:t xml:space="preserve"> </w:t>
-      </w:r>
-      <w:proofErr w:type="spellStart"/>
-      <w:r>
-        <w:rPr>
-          <w:rFonts w:ascii="Arial" w:hAnsi="Arial" w:cs="Arial"/>
-          <w:sz w:val="24"/>
-          <w:szCs w:val="24"/>
-        </w:rPr>
-        <w:t>repuestos</w:t>
-      </w:r>
-      <w:proofErr w:type="spellEnd"/>
-      <w:r>
-        <w:rPr>
-          <w:rFonts w:ascii="Arial" w:hAnsi="Arial" w:cs="Arial"/>
-          <w:sz w:val="24"/>
-          <w:szCs w:val="24"/>
-        </w:rPr>
-        <w:t xml:space="preserve"> </w:t>
-      </w:r>
-      <w:proofErr w:type="spellStart"/>
-      <w:r>
-        <w:rPr>
-          <w:rFonts w:ascii="Arial" w:hAnsi="Arial" w:cs="Arial"/>
-          <w:sz w:val="24"/>
-          <w:szCs w:val="24"/>
-        </w:rPr>
-        <w:t>disponibles</w:t>
-      </w:r>
-      <w:proofErr w:type="spellEnd"/>
-      <w:r>
-        <w:rPr>
-          <w:rFonts w:ascii="Arial" w:hAnsi="Arial" w:cs="Arial"/>
-          <w:sz w:val="24"/>
-          <w:szCs w:val="24"/>
-        </w:rPr>
-        <w:t xml:space="preserve"> </w:t>
+        <w:t>.</w:t>
       </w:r>
     </w:p>
     <w:p>
@@ -1426,7 +1418,15 @@
           <w:sz w:val="24"/>
           <w:szCs w:val="24"/>
         </w:rPr>
-        <w:t>El</w:t>
+        <w:t xml:space="preserve">El </w:t>
+      </w:r>
+      <w:r>
+        <w:rPr>
+          <w:rFonts w:ascii="Arial" w:hAnsi="Arial" w:cs="Arial"/>
+          <w:sz w:val="24"/>
+          <w:szCs w:val="24"/>
+        </w:rPr>
+        <w:t>Sistema</w:t>
       </w:r>
       <w:r>
         <w:rPr>
@@ -1443,7 +1443,7 @@
           <w:sz w:val="24"/>
           <w:szCs w:val="24"/>
         </w:rPr>
-        <w:t>Encargado</w:t>
+        <w:t>lista</w:t>
       </w:r>
       <w:proofErr w:type="spellEnd"/>
       <w:r>
@@ -1452,7 +1452,7 @@
           <w:sz w:val="24"/>
           <w:szCs w:val="24"/>
         </w:rPr>
-        <w:t xml:space="preserve"> de </w:t>
+        <w:t xml:space="preserve"> </w:t>
       </w:r>
       <w:proofErr w:type="spellStart"/>
       <w:r>
@@ -1461,7 +1461,7 @@
           <w:sz w:val="24"/>
           <w:szCs w:val="24"/>
         </w:rPr>
-        <w:t>logistica</w:t>
+        <w:t>todos</w:t>
       </w:r>
       <w:proofErr w:type="spellEnd"/>
       <w:r>
@@ -1479,7 +1479,7 @@
           <w:sz w:val="24"/>
           <w:szCs w:val="24"/>
         </w:rPr>
-        <w:t>selecciona</w:t>
+        <w:t>los</w:t>
       </w:r>
       <w:proofErr w:type="spellEnd"/>
       <w:r>
@@ -1497,7 +1497,7 @@
           <w:sz w:val="24"/>
           <w:szCs w:val="24"/>
         </w:rPr>
-        <w:t>el</w:t>
+        <w:t>repuestos</w:t>
       </w:r>
       <w:proofErr w:type="spellEnd"/>
       <w:r>
@@ -1515,7 +1515,7 @@
           <w:sz w:val="24"/>
           <w:szCs w:val="24"/>
         </w:rPr>
-        <w:t>boton</w:t>
+        <w:t>disponibles</w:t>
       </w:r>
       <w:proofErr w:type="spellEnd"/>
       <w:r>
@@ -1524,7 +1524,7 @@
           <w:sz w:val="24"/>
           <w:szCs w:val="24"/>
         </w:rPr>
-        <w:t xml:space="preserve"> registrar.</w:t>
+        <w:t xml:space="preserve"> </w:t>
       </w:r>
     </w:p>
     <w:p>
@@ -1565,7 +1565,7 @@
           <w:sz w:val="24"/>
           <w:szCs w:val="24"/>
         </w:rPr>
-        <w:t xml:space="preserve"> de </w:t>
+        <w:t xml:space="preserve"> </w:t>
       </w:r>
       <w:proofErr w:type="spellStart"/>
       <w:r>
@@ -1574,7 +1574,7 @@
           <w:sz w:val="24"/>
           <w:szCs w:val="24"/>
         </w:rPr>
-        <w:t>logistica</w:t>
+        <w:t>busca</w:t>
       </w:r>
       <w:proofErr w:type="spellEnd"/>
       <w:r>
@@ -1583,7 +1583,7 @@
           <w:sz w:val="24"/>
           <w:szCs w:val="24"/>
         </w:rPr>
-        <w:t xml:space="preserve"> pone </w:t>
+        <w:t xml:space="preserve"> un </w:t>
       </w:r>
       <w:proofErr w:type="spellStart"/>
       <w:r>
@@ -1592,7 +1592,7 @@
           <w:sz w:val="24"/>
           <w:szCs w:val="24"/>
         </w:rPr>
-        <w:t>nombre</w:t>
+        <w:t>repuesto</w:t>
       </w:r>
       <w:proofErr w:type="spellEnd"/>
       <w:r>
@@ -1601,7 +1601,7 @@
           <w:sz w:val="24"/>
           <w:szCs w:val="24"/>
         </w:rPr>
-        <w:t xml:space="preserve">, stock y </w:t>
+        <w:t xml:space="preserve"> para </w:t>
       </w:r>
       <w:proofErr w:type="spellStart"/>
       <w:r>
@@ -1610,7 +1610,7 @@
           <w:sz w:val="24"/>
           <w:szCs w:val="24"/>
         </w:rPr>
-        <w:t>precio</w:t>
+        <w:t>el</w:t>
       </w:r>
       <w:proofErr w:type="spellEnd"/>
       <w:r>
@@ -1619,7 +1619,7 @@
           <w:sz w:val="24"/>
           <w:szCs w:val="24"/>
         </w:rPr>
-        <w:t xml:space="preserve"> del nuevo </w:t>
+        <w:t xml:space="preserve"> </w:t>
       </w:r>
       <w:proofErr w:type="spellStart"/>
       <w:r>
@@ -1628,7 +1628,25 @@
           <w:sz w:val="24"/>
           <w:szCs w:val="24"/>
         </w:rPr>
-        <w:t>repuesto</w:t>
+        <w:t>mantenimiento</w:t>
+      </w:r>
+      <w:proofErr w:type="spellEnd"/>
+      <w:r>
+        <w:rPr>
+          <w:rFonts w:ascii="Arial" w:hAnsi="Arial" w:cs="Arial"/>
+          <w:sz w:val="24"/>
+          <w:szCs w:val="24"/>
+        </w:rPr>
+        <w:t xml:space="preserve"> de un </w:t>
+      </w:r>
+      <w:proofErr w:type="spellStart"/>
+      <w:r>
+        <w:rPr>
+          <w:rFonts w:ascii="Arial" w:hAnsi="Arial" w:cs="Arial"/>
+          <w:sz w:val="24"/>
+          <w:szCs w:val="24"/>
+        </w:rPr>
+        <w:t>producto</w:t>
       </w:r>
       <w:proofErr w:type="spellEnd"/>
       <w:r>
@@ -1660,7 +1678,7 @@
           <w:sz w:val="24"/>
           <w:szCs w:val="24"/>
         </w:rPr>
-        <w:t xml:space="preserve">El </w:t>
+        <w:t xml:space="preserve">El Sistema filtra </w:t>
       </w:r>
       <w:proofErr w:type="spellStart"/>
       <w:r>
@@ -1669,7 +1687,7 @@
           <w:sz w:val="24"/>
           <w:szCs w:val="24"/>
         </w:rPr>
-        <w:t>Encargado</w:t>
+        <w:t>el</w:t>
       </w:r>
       <w:proofErr w:type="spellEnd"/>
       <w:r>
@@ -1678,7 +1696,7 @@
           <w:sz w:val="24"/>
           <w:szCs w:val="24"/>
         </w:rPr>
-        <w:t xml:space="preserve"> de </w:t>
+        <w:t xml:space="preserve"> </w:t>
       </w:r>
       <w:proofErr w:type="spellStart"/>
       <w:r>
@@ -1687,7 +1705,7 @@
           <w:sz w:val="24"/>
           <w:szCs w:val="24"/>
         </w:rPr>
-        <w:t>logistica</w:t>
+        <w:t>repuesto</w:t>
       </w:r>
       <w:proofErr w:type="spellEnd"/>
       <w:r>
@@ -1705,43 +1723,7 @@
           <w:sz w:val="24"/>
           <w:szCs w:val="24"/>
         </w:rPr>
-        <w:t>procesa</w:t>
-      </w:r>
-      <w:proofErr w:type="spellEnd"/>
-      <w:r>
-        <w:rPr>
-          <w:rFonts w:ascii="Arial" w:hAnsi="Arial" w:cs="Arial"/>
-          <w:sz w:val="24"/>
-          <w:szCs w:val="24"/>
-        </w:rPr>
-        <w:t xml:space="preserve"> </w:t>
-      </w:r>
-      <w:proofErr w:type="spellStart"/>
-      <w:r>
-        <w:rPr>
-          <w:rFonts w:ascii="Arial" w:hAnsi="Arial" w:cs="Arial"/>
-          <w:sz w:val="24"/>
-          <w:szCs w:val="24"/>
-        </w:rPr>
-        <w:t>el</w:t>
-      </w:r>
-      <w:proofErr w:type="spellEnd"/>
-      <w:r>
-        <w:rPr>
-          <w:rFonts w:ascii="Arial" w:hAnsi="Arial" w:cs="Arial"/>
-          <w:sz w:val="24"/>
-          <w:szCs w:val="24"/>
-        </w:rPr>
-        <w:t xml:space="preserve"> nuevo </w:t>
-      </w:r>
-      <w:proofErr w:type="spellStart"/>
-      <w:r>
-        <w:rPr>
-          <w:rFonts w:ascii="Arial" w:hAnsi="Arial" w:cs="Arial"/>
-          <w:sz w:val="24"/>
-          <w:szCs w:val="24"/>
-        </w:rPr>
-        <w:t>repuesto</w:t>
+        <w:t>buscado</w:t>
       </w:r>
       <w:proofErr w:type="spellEnd"/>
       <w:r>
@@ -1782,7 +1764,7 @@
           <w:sz w:val="24"/>
           <w:szCs w:val="24"/>
         </w:rPr>
-        <w:t>Tecnico</w:t>
+        <w:t>Encargado</w:t>
       </w:r>
       <w:proofErr w:type="spellEnd"/>
       <w:r>
@@ -1800,7 +1782,7 @@
           <w:sz w:val="24"/>
           <w:szCs w:val="24"/>
         </w:rPr>
-        <w:t>busca</w:t>
+        <w:t>selecciona</w:t>
       </w:r>
       <w:proofErr w:type="spellEnd"/>
       <w:r>
@@ -1809,6 +1791,24 @@
           <w:sz w:val="24"/>
           <w:szCs w:val="24"/>
         </w:rPr>
+        <w:t xml:space="preserve"> </w:t>
+      </w:r>
+      <w:proofErr w:type="spellStart"/>
+      <w:r>
+        <w:rPr>
+          <w:rFonts w:ascii="Arial" w:hAnsi="Arial" w:cs="Arial"/>
+          <w:sz w:val="24"/>
+          <w:szCs w:val="24"/>
+        </w:rPr>
+        <w:t>eliminar</w:t>
+      </w:r>
+      <w:proofErr w:type="spellEnd"/>
+      <w:r>
+        <w:rPr>
+          <w:rFonts w:ascii="Arial" w:hAnsi="Arial" w:cs="Arial"/>
+          <w:sz w:val="24"/>
+          <w:szCs w:val="24"/>
+        </w:rPr>
         <w:t xml:space="preserve"> un </w:t>
       </w:r>
       <w:proofErr w:type="spellStart"/>
@@ -1819,60 +1819,6 @@
           <w:szCs w:val="24"/>
         </w:rPr>
         <w:t>repuesto</w:t>
-      </w:r>
-      <w:proofErr w:type="spellEnd"/>
-      <w:r>
-        <w:rPr>
-          <w:rFonts w:ascii="Arial" w:hAnsi="Arial" w:cs="Arial"/>
-          <w:sz w:val="24"/>
-          <w:szCs w:val="24"/>
-        </w:rPr>
-        <w:t xml:space="preserve"> para </w:t>
-      </w:r>
-      <w:proofErr w:type="spellStart"/>
-      <w:r>
-        <w:rPr>
-          <w:rFonts w:ascii="Arial" w:hAnsi="Arial" w:cs="Arial"/>
-          <w:sz w:val="24"/>
-          <w:szCs w:val="24"/>
-        </w:rPr>
-        <w:t>el</w:t>
-      </w:r>
-      <w:proofErr w:type="spellEnd"/>
-      <w:r>
-        <w:rPr>
-          <w:rFonts w:ascii="Arial" w:hAnsi="Arial" w:cs="Arial"/>
-          <w:sz w:val="24"/>
-          <w:szCs w:val="24"/>
-        </w:rPr>
-        <w:t xml:space="preserve"> </w:t>
-      </w:r>
-      <w:proofErr w:type="spellStart"/>
-      <w:r>
-        <w:rPr>
-          <w:rFonts w:ascii="Arial" w:hAnsi="Arial" w:cs="Arial"/>
-          <w:sz w:val="24"/>
-          <w:szCs w:val="24"/>
-        </w:rPr>
-        <w:t>mantenimiento</w:t>
-      </w:r>
-      <w:proofErr w:type="spellEnd"/>
-      <w:r>
-        <w:rPr>
-          <w:rFonts w:ascii="Arial" w:hAnsi="Arial" w:cs="Arial"/>
-          <w:sz w:val="24"/>
-          <w:szCs w:val="24"/>
-        </w:rPr>
-        <w:t xml:space="preserve"> de un </w:t>
-      </w:r>
-      <w:proofErr w:type="spellStart"/>
-      <w:r>
-        <w:rPr>
-          <w:rFonts w:ascii="Arial" w:hAnsi="Arial" w:cs="Arial"/>
-          <w:sz w:val="24"/>
-          <w:szCs w:val="24"/>
-        </w:rPr>
-        <w:t>producto</w:t>
       </w:r>
       <w:proofErr w:type="spellEnd"/>
       <w:r>
@@ -1904,7 +1850,7 @@
           <w:sz w:val="24"/>
           <w:szCs w:val="24"/>
         </w:rPr>
-        <w:t xml:space="preserve">El </w:t>
+        <w:t xml:space="preserve">El Sistema </w:t>
       </w:r>
       <w:proofErr w:type="spellStart"/>
       <w:r>
@@ -1913,15 +1859,7 @@
           <w:sz w:val="24"/>
           <w:szCs w:val="24"/>
         </w:rPr>
-        <w:t>T</w:t>
-      </w:r>
-      <w:r>
-        <w:rPr>
-          <w:rFonts w:ascii="Arial" w:hAnsi="Arial" w:cs="Arial"/>
-          <w:sz w:val="24"/>
-          <w:szCs w:val="24"/>
-        </w:rPr>
-        <w:t>ecnico</w:t>
+        <w:t>elimina</w:t>
       </w:r>
       <w:proofErr w:type="spellEnd"/>
       <w:r>
@@ -1939,7 +1877,7 @@
           <w:sz w:val="24"/>
           <w:szCs w:val="24"/>
         </w:rPr>
-        <w:t>selecciona</w:t>
+        <w:t>el</w:t>
       </w:r>
       <w:proofErr w:type="spellEnd"/>
       <w:r>
@@ -1957,7 +1895,7 @@
           <w:sz w:val="24"/>
           <w:szCs w:val="24"/>
         </w:rPr>
-        <w:t>buscar</w:t>
+        <w:t>repuesto</w:t>
       </w:r>
       <w:proofErr w:type="spellEnd"/>
       <w:r>
@@ -1966,383 +1904,53 @@
           <w:sz w:val="24"/>
           <w:szCs w:val="24"/>
         </w:rPr>
-        <w:t>.</w:t>
+        <w:t xml:space="preserve"> </w:t>
+      </w:r>
+      <w:proofErr w:type="spellStart"/>
+      <w:r>
+        <w:rPr>
+          <w:rFonts w:ascii="Arial" w:hAnsi="Arial" w:cs="Arial"/>
+          <w:sz w:val="24"/>
+          <w:szCs w:val="24"/>
+        </w:rPr>
+        <w:t>seleccionado</w:t>
+      </w:r>
+      <w:proofErr w:type="spellEnd"/>
+      <w:r>
+        <w:rPr>
+          <w:rFonts w:ascii="Arial" w:hAnsi="Arial" w:cs="Arial"/>
+          <w:sz w:val="24"/>
+          <w:szCs w:val="24"/>
+        </w:rPr>
+        <w:t xml:space="preserve">. </w:t>
       </w:r>
     </w:p>
     <w:p>
       <w:pPr>
-        <w:widowControl/>
-        <w:numPr>
-          <w:ilvl w:val="0"/>
-          <w:numId w:val="41"/>
-        </w:numPr>
-        <w:spacing w:before="100" w:beforeAutospacing="1" w:after="100" w:afterAutospacing="1" w:line="240" w:lineRule="auto"/>
-        <w:rPr>
-          <w:rFonts w:ascii="Arial" w:hAnsi="Arial" w:cs="Arial"/>
-          <w:sz w:val="24"/>
-          <w:szCs w:val="24"/>
-        </w:rPr>
-      </w:pPr>
-      <w:r>
-        <w:rPr>
-          <w:rFonts w:ascii="Arial" w:hAnsi="Arial" w:cs="Arial"/>
-          <w:sz w:val="24"/>
-          <w:szCs w:val="24"/>
-        </w:rPr>
-        <w:t xml:space="preserve">El Sistema filtra </w:t>
-      </w:r>
+        <w:pStyle w:val="Ttulo3"/>
+        <w:rPr>
+          <w:rFonts w:cs="Arial"/>
+          <w:sz w:val="24"/>
+          <w:szCs w:val="24"/>
+        </w:rPr>
+      </w:pPr>
       <w:proofErr w:type="spellStart"/>
       <w:r>
         <w:rPr>
-          <w:rFonts w:ascii="Arial" w:hAnsi="Arial" w:cs="Arial"/>
-          <w:sz w:val="24"/>
-          <w:szCs w:val="24"/>
-        </w:rPr>
-        <w:t>el</w:t>
+          <w:rFonts w:cs="Arial"/>
+          <w:sz w:val="24"/>
+          <w:szCs w:val="24"/>
+        </w:rPr>
+        <w:t>Flujo</w:t>
       </w:r>
       <w:proofErr w:type="spellEnd"/>
       <w:r>
         <w:rPr>
-          <w:rFonts w:ascii="Arial" w:hAnsi="Arial" w:cs="Arial"/>
-          <w:sz w:val="24"/>
-          <w:szCs w:val="24"/>
-        </w:rPr>
-        <w:t xml:space="preserve"> </w:t>
-      </w:r>
-      <w:proofErr w:type="spellStart"/>
-      <w:r>
-        <w:rPr>
-          <w:rFonts w:ascii="Arial" w:hAnsi="Arial" w:cs="Arial"/>
-          <w:sz w:val="24"/>
-          <w:szCs w:val="24"/>
-        </w:rPr>
-        <w:t>producto</w:t>
-      </w:r>
-      <w:proofErr w:type="spellEnd"/>
-      <w:r>
-        <w:rPr>
-          <w:rFonts w:ascii="Arial" w:hAnsi="Arial" w:cs="Arial"/>
-          <w:sz w:val="24"/>
-          <w:szCs w:val="24"/>
-        </w:rPr>
-        <w:t xml:space="preserve"> </w:t>
-      </w:r>
-      <w:proofErr w:type="spellStart"/>
-      <w:r>
-        <w:rPr>
-          <w:rFonts w:ascii="Arial" w:hAnsi="Arial" w:cs="Arial"/>
-          <w:sz w:val="24"/>
-          <w:szCs w:val="24"/>
-        </w:rPr>
-        <w:t>buscado</w:t>
-      </w:r>
-      <w:proofErr w:type="spellEnd"/>
-      <w:r>
-        <w:rPr>
-          <w:rFonts w:ascii="Arial" w:hAnsi="Arial" w:cs="Arial"/>
-          <w:sz w:val="24"/>
-          <w:szCs w:val="24"/>
-        </w:rPr>
-        <w:t>.</w:t>
-      </w:r>
-    </w:p>
-    <w:p>
-      <w:pPr>
-        <w:pStyle w:val="Ttulo3"/>
-        <w:rPr>
           <w:rFonts w:cs="Arial"/>
           <w:sz w:val="24"/>
           <w:szCs w:val="24"/>
         </w:rPr>
-      </w:pPr>
-      <w:proofErr w:type="spellStart"/>
-      <w:r>
-        <w:rPr>
-          <w:rFonts w:cs="Arial"/>
-          <w:sz w:val="24"/>
-          <w:szCs w:val="24"/>
-        </w:rPr>
-        <w:t>Flujo</w:t>
-      </w:r>
-      <w:proofErr w:type="spellEnd"/>
-      <w:r>
-        <w:rPr>
-          <w:rFonts w:cs="Arial"/>
-          <w:sz w:val="24"/>
-          <w:szCs w:val="24"/>
-        </w:rPr>
         <w:t xml:space="preserve"> Alternativo</w:t>
-      </w:r>
-    </w:p>
-    <w:p>
-      <w:pPr>
-        <w:pStyle w:val="NormalWeb"/>
-        <w:rPr>
-          <w:rFonts w:ascii="Arial" w:hAnsi="Arial" w:cs="Arial"/>
-        </w:rPr>
-      </w:pPr>
-      <w:r>
-        <w:rPr>
-          <w:rStyle w:val="Textoennegrita"/>
-          <w:rFonts w:ascii="Arial" w:hAnsi="Arial" w:cs="Arial"/>
-        </w:rPr>
-        <w:t xml:space="preserve">FA1: </w:t>
-      </w:r>
-      <w:proofErr w:type="spellStart"/>
-      <w:r>
-        <w:rPr>
-          <w:rStyle w:val="Textoennegrita"/>
-          <w:rFonts w:ascii="Arial" w:hAnsi="Arial" w:cs="Arial"/>
-        </w:rPr>
-        <w:t>Repuesto</w:t>
-      </w:r>
-      <w:proofErr w:type="spellEnd"/>
-      <w:r>
-        <w:rPr>
-          <w:rStyle w:val="Textoennegrita"/>
-          <w:rFonts w:ascii="Arial" w:hAnsi="Arial" w:cs="Arial"/>
-        </w:rPr>
-        <w:t xml:space="preserve"> </w:t>
-      </w:r>
-      <w:proofErr w:type="spellStart"/>
-      <w:r>
-        <w:rPr>
-          <w:rStyle w:val="Textoennegrita"/>
-          <w:rFonts w:ascii="Arial" w:hAnsi="Arial" w:cs="Arial"/>
-        </w:rPr>
-        <w:t>Descontinuado</w:t>
-      </w:r>
-      <w:proofErr w:type="spellEnd"/>
-    </w:p>
-    <w:p>
-      <w:pPr>
-        <w:widowControl/>
-        <w:numPr>
-          <w:ilvl w:val="0"/>
-          <w:numId w:val="42"/>
-        </w:numPr>
-        <w:spacing w:before="100" w:beforeAutospacing="1" w:after="100" w:afterAutospacing="1" w:line="240" w:lineRule="auto"/>
-        <w:rPr>
-          <w:rFonts w:ascii="Arial" w:hAnsi="Arial" w:cs="Arial"/>
-          <w:sz w:val="24"/>
-          <w:szCs w:val="24"/>
-        </w:rPr>
-      </w:pPr>
-      <w:r>
-        <w:rPr>
-          <w:rFonts w:ascii="Arial" w:hAnsi="Arial" w:cs="Arial"/>
-          <w:sz w:val="24"/>
-          <w:szCs w:val="24"/>
-        </w:rPr>
-        <w:t xml:space="preserve">El </w:t>
-      </w:r>
-      <w:proofErr w:type="spellStart"/>
-      <w:r>
-        <w:rPr>
-          <w:rFonts w:ascii="Arial" w:hAnsi="Arial" w:cs="Arial"/>
-          <w:sz w:val="24"/>
-          <w:szCs w:val="24"/>
-        </w:rPr>
-        <w:t>Enca</w:t>
-      </w:r>
-      <w:r>
-        <w:rPr>
-          <w:rFonts w:ascii="Arial" w:hAnsi="Arial" w:cs="Arial"/>
-          <w:sz w:val="24"/>
-          <w:szCs w:val="24"/>
-        </w:rPr>
-        <w:t>rgado</w:t>
-      </w:r>
-      <w:proofErr w:type="spellEnd"/>
-      <w:r>
-        <w:rPr>
-          <w:rFonts w:ascii="Arial" w:hAnsi="Arial" w:cs="Arial"/>
-          <w:sz w:val="24"/>
-          <w:szCs w:val="24"/>
-        </w:rPr>
-        <w:t xml:space="preserve"> </w:t>
-      </w:r>
-      <w:proofErr w:type="spellStart"/>
-      <w:r>
-        <w:rPr>
-          <w:rFonts w:ascii="Arial" w:hAnsi="Arial" w:cs="Arial"/>
-          <w:sz w:val="24"/>
-          <w:szCs w:val="24"/>
-        </w:rPr>
-        <w:t>mira</w:t>
-      </w:r>
-      <w:proofErr w:type="spellEnd"/>
-      <w:r>
-        <w:rPr>
-          <w:rFonts w:ascii="Arial" w:hAnsi="Arial" w:cs="Arial"/>
-          <w:sz w:val="24"/>
-          <w:szCs w:val="24"/>
-        </w:rPr>
-        <w:t xml:space="preserve"> que </w:t>
-      </w:r>
-      <w:proofErr w:type="spellStart"/>
-      <w:r>
-        <w:rPr>
-          <w:rFonts w:ascii="Arial" w:hAnsi="Arial" w:cs="Arial"/>
-          <w:sz w:val="24"/>
-          <w:szCs w:val="24"/>
-        </w:rPr>
-        <w:t>ya</w:t>
-      </w:r>
-      <w:proofErr w:type="spellEnd"/>
-      <w:r>
-        <w:rPr>
-          <w:rFonts w:ascii="Arial" w:hAnsi="Arial" w:cs="Arial"/>
-          <w:sz w:val="24"/>
-          <w:szCs w:val="24"/>
-        </w:rPr>
-        <w:t xml:space="preserve"> no hay stock de un </w:t>
-      </w:r>
-      <w:proofErr w:type="spellStart"/>
-      <w:r>
-        <w:rPr>
-          <w:rFonts w:ascii="Arial" w:hAnsi="Arial" w:cs="Arial"/>
-          <w:sz w:val="24"/>
-          <w:szCs w:val="24"/>
-        </w:rPr>
-        <w:t>repuesto</w:t>
-      </w:r>
-      <w:proofErr w:type="spellEnd"/>
-    </w:p>
-    <w:p>
-      <w:pPr>
-        <w:widowControl/>
-        <w:numPr>
-          <w:ilvl w:val="0"/>
-          <w:numId w:val="42"/>
-        </w:numPr>
-        <w:spacing w:before="100" w:beforeAutospacing="1" w:after="100" w:afterAutospacing="1" w:line="240" w:lineRule="auto"/>
-        <w:rPr>
-          <w:rFonts w:ascii="Arial" w:hAnsi="Arial" w:cs="Arial"/>
-          <w:sz w:val="24"/>
-          <w:szCs w:val="24"/>
-        </w:rPr>
-      </w:pPr>
-      <w:r>
-        <w:rPr>
-          <w:rFonts w:ascii="Arial" w:hAnsi="Arial" w:cs="Arial"/>
-          <w:sz w:val="24"/>
-          <w:szCs w:val="24"/>
-        </w:rPr>
-        <w:t xml:space="preserve">El </w:t>
-      </w:r>
-      <w:proofErr w:type="spellStart"/>
-      <w:r>
-        <w:rPr>
-          <w:rFonts w:ascii="Arial" w:hAnsi="Arial" w:cs="Arial"/>
-          <w:sz w:val="24"/>
-          <w:szCs w:val="24"/>
-        </w:rPr>
-        <w:t>Encargado</w:t>
-      </w:r>
-      <w:proofErr w:type="spellEnd"/>
-      <w:r>
-        <w:rPr>
-          <w:rFonts w:ascii="Arial" w:hAnsi="Arial" w:cs="Arial"/>
-          <w:sz w:val="24"/>
-          <w:szCs w:val="24"/>
-        </w:rPr>
-        <w:t xml:space="preserve"> </w:t>
-      </w:r>
-      <w:proofErr w:type="spellStart"/>
-      <w:r>
-        <w:rPr>
-          <w:rFonts w:ascii="Arial" w:hAnsi="Arial" w:cs="Arial"/>
-          <w:sz w:val="24"/>
-          <w:szCs w:val="24"/>
-        </w:rPr>
-        <w:t>elimina</w:t>
-      </w:r>
-      <w:proofErr w:type="spellEnd"/>
-      <w:r>
-        <w:rPr>
-          <w:rFonts w:ascii="Arial" w:hAnsi="Arial" w:cs="Arial"/>
-          <w:sz w:val="24"/>
-          <w:szCs w:val="24"/>
-        </w:rPr>
-        <w:t xml:space="preserve"> </w:t>
-      </w:r>
-      <w:proofErr w:type="spellStart"/>
-      <w:r>
-        <w:rPr>
-          <w:rFonts w:ascii="Arial" w:hAnsi="Arial" w:cs="Arial"/>
-          <w:sz w:val="24"/>
-          <w:szCs w:val="24"/>
-        </w:rPr>
-        <w:t>dicho</w:t>
-      </w:r>
-      <w:proofErr w:type="spellEnd"/>
-      <w:r>
-        <w:rPr>
-          <w:rFonts w:ascii="Arial" w:hAnsi="Arial" w:cs="Arial"/>
-          <w:sz w:val="24"/>
-          <w:szCs w:val="24"/>
-        </w:rPr>
-        <w:t xml:space="preserve"> </w:t>
-      </w:r>
-      <w:proofErr w:type="spellStart"/>
-      <w:r>
-        <w:rPr>
-          <w:rFonts w:ascii="Arial" w:hAnsi="Arial" w:cs="Arial"/>
-          <w:sz w:val="24"/>
-          <w:szCs w:val="24"/>
-        </w:rPr>
-        <w:t>repuesto</w:t>
-      </w:r>
-      <w:proofErr w:type="spellEnd"/>
-    </w:p>
-    <w:p>
-      <w:pPr>
-        <w:widowControl/>
-        <w:numPr>
-          <w:ilvl w:val="0"/>
-          <w:numId w:val="42"/>
-        </w:numPr>
-        <w:spacing w:before="100" w:beforeAutospacing="1" w:after="100" w:afterAutospacing="1" w:line="240" w:lineRule="auto"/>
-        <w:rPr>
-          <w:rFonts w:ascii="Arial" w:hAnsi="Arial" w:cs="Arial"/>
-          <w:sz w:val="24"/>
-          <w:szCs w:val="24"/>
-        </w:rPr>
-      </w:pPr>
-      <w:r>
-        <w:rPr>
-          <w:rFonts w:ascii="Arial" w:hAnsi="Arial" w:cs="Arial"/>
-          <w:sz w:val="24"/>
-          <w:szCs w:val="24"/>
-        </w:rPr>
-        <w:t>Cancela</w:t>
-      </w:r>
-      <w:r>
-        <w:rPr>
-          <w:rFonts w:ascii="Arial" w:hAnsi="Arial" w:cs="Arial"/>
-          <w:sz w:val="24"/>
-          <w:szCs w:val="24"/>
-        </w:rPr>
-        <w:t xml:space="preserve"> </w:t>
-      </w:r>
-      <w:proofErr w:type="spellStart"/>
-      <w:r>
-        <w:rPr>
-          <w:rFonts w:ascii="Arial" w:hAnsi="Arial" w:cs="Arial"/>
-          <w:sz w:val="24"/>
-          <w:szCs w:val="24"/>
-        </w:rPr>
-        <w:t>Registro</w:t>
-      </w:r>
-      <w:proofErr w:type="spellEnd"/>
-      <w:r>
-        <w:rPr>
-          <w:rFonts w:ascii="Arial" w:hAnsi="Arial" w:cs="Arial"/>
-          <w:sz w:val="24"/>
-          <w:szCs w:val="24"/>
-        </w:rPr>
-        <w:t>.</w:t>
       </w:r>
     </w:p>
     <w:p>
@@ -2534,35 +2142,8 @@
           <w:sz w:val="24"/>
           <w:szCs w:val="24"/>
         </w:rPr>
-        <w:t xml:space="preserve"> </w:t>
-      </w:r>
-      <w:r>
-        <w:rPr>
-          <w:rFonts w:ascii="Arial" w:hAnsi="Arial" w:cs="Arial"/>
-          <w:sz w:val="24"/>
-          <w:szCs w:val="24"/>
-        </w:rPr>
-        <w:t>Busqueda</w:t>
-      </w:r>
-      <w:r>
-        <w:rPr>
-          <w:rFonts w:ascii="Arial" w:hAnsi="Arial" w:cs="Arial"/>
-          <w:sz w:val="24"/>
-          <w:szCs w:val="24"/>
-        </w:rPr>
-        <w:t>.</w:t>
-      </w:r>
-    </w:p>
-    <w:p>
-      <w:pPr>
-        <w:widowControl/>
-        <w:spacing w:before="100" w:beforeAutospacing="1" w:after="100" w:afterAutospacing="1" w:line="240" w:lineRule="auto"/>
-        <w:rPr>
-          <w:rFonts w:ascii="Arial" w:hAnsi="Arial" w:cs="Arial"/>
-          <w:sz w:val="24"/>
-          <w:szCs w:val="24"/>
-        </w:rPr>
-      </w:pPr>
+        <w:t xml:space="preserve"> Busqueda.</w:t>
+      </w:r>
     </w:p>
     <w:p>
       <w:pPr>
@@ -2723,7 +2304,6 @@
           <w:sz w:val="24"/>
           <w:szCs w:val="24"/>
         </w:rPr>
-        <w:lastRenderedPageBreak/>
         <w:t xml:space="preserve">6. </w:t>
       </w:r>
       <w:proofErr w:type="spellStart"/>
@@ -2856,6 +2436,7 @@
           <w:sz w:val="24"/>
           <w:szCs w:val="24"/>
         </w:rPr>
+        <w:lastRenderedPageBreak/>
         <w:t xml:space="preserve">8. </w:t>
       </w:r>
       <w:proofErr w:type="spellStart"/>
